--- a/(e)CRF/Per nummer/18_Logboek educatie en vaardigheidstraining.docx
+++ b/(e)CRF/Per nummer/18_Logboek educatie en vaardigheidstraining.docx
@@ -1603,6 +1603,18 @@
     <w:p>
       <w:pPr>
         <w:spacing w:line="257" w:lineRule="auto"/>
+        <w:ind w:left="1416" w:hanging="708"/>
+      </w:pPr>
+      <w:r>
+        <w:rPr>
+          <w:color w:val="24303B"/>
+        </w:rPr>
+        <w:t>Score: _______________________</w:t>
+      </w:r>
+    </w:p>
+    <w:p>
+      <w:pPr>
+        <w:spacing w:line="257" w:lineRule="auto"/>
       </w:pPr>
       <w:r>
         <w:rPr>
@@ -2902,6 +2914,18 @@
     <w:p>
       <w:pPr>
         <w:spacing w:line="257" w:lineRule="auto"/>
+        <w:ind w:left="1416" w:hanging="708"/>
+      </w:pPr>
+      <w:r>
+        <w:rPr>
+          <w:color w:val="24303B"/>
+        </w:rPr>
+        <w:t>Score: _______________________</w:t>
+      </w:r>
+    </w:p>
+    <w:p>
+      <w:pPr>
+        <w:spacing w:line="257" w:lineRule="auto"/>
       </w:pPr>
       <w:r>
         <w:rPr>
@@ -4034,6 +4058,18 @@
     <w:p>
       <w:pPr>
         <w:spacing w:line="257" w:lineRule="auto"/>
+        <w:ind w:left="1416" w:hanging="708"/>
+      </w:pPr>
+      <w:r>
+        <w:rPr>
+          <w:color w:val="24303B"/>
+        </w:rPr>
+        <w:t>Score: _______________________</w:t>
+      </w:r>
+    </w:p>
+    <w:p>
+      <w:pPr>
+        <w:spacing w:line="257" w:lineRule="auto"/>
       </w:pPr>
       <w:r>
         <w:rPr>
@@ -5553,6 +5589,18 @@
     <w:p>
       <w:pPr>
         <w:spacing w:line="257" w:lineRule="auto"/>
+        <w:ind w:left="1416" w:hanging="708"/>
+      </w:pPr>
+      <w:r>
+        <w:rPr>
+          <w:color w:val="24303B"/>
+        </w:rPr>
+        <w:t>Score: _______________________</w:t>
+      </w:r>
+    </w:p>
+    <w:p>
+      <w:pPr>
+        <w:spacing w:line="257" w:lineRule="auto"/>
       </w:pPr>
       <w:r>
         <w:rPr>
@@ -6688,6 +6736,18 @@
           <w:color w:val="24303B"/>
         </w:rPr>
         <w:t xml:space="preserve"> vraag</w:t>
+      </w:r>
+    </w:p>
+    <w:p>
+      <w:pPr>
+        <w:spacing w:line="257" w:lineRule="auto"/>
+        <w:ind w:left="1416" w:hanging="708"/>
+      </w:pPr>
+      <w:r>
+        <w:rPr>
+          <w:color w:val="24303B"/>
+        </w:rPr>
+        <w:t>Score: _______________________</w:t>
       </w:r>
     </w:p>
     <w:p>

--- a/(e)CRF/Per nummer/18_Logboek educatie en vaardigheidstraining.docx
+++ b/(e)CRF/Per nummer/18_Logboek educatie en vaardigheidstraining.docx
@@ -247,6 +247,29 @@
           <w:color w:val="24303B"/>
         </w:rPr>
         <w:tab/>
+      </w:r>
+    </w:p>
+    <w:p>
+      <w:pPr>
+        <w:numPr>
+          <w:ilvl w:val="0"/>
+          <w:numId w:val="13"/>
+        </w:numPr>
+        <w:tabs>
+          <w:tab w:val="left" w:leader="underscore" w:pos="8505"/>
+        </w:tabs>
+        <w:spacing w:line="360" w:lineRule="auto"/>
+        <w:rPr>
+          <w:rFonts w:ascii="Calibri" w:hAnsi="Calibri" w:cs="Calibri"/>
+        </w:rPr>
+      </w:pPr>
+      <w:r>
+        <w:rPr>
+          <w:b w:val="0"/>
+          <w:i/>
+          <w:color w:val="24303B"/>
+        </w:rPr>
+        <w:t>In te vullen bij elk bezoek waarop educatie of vaardigheidstraining gegeven wordt, van visite 1 tot en met visite 8, telkens in hetzelfde exemplaar. Alleen in de Optimal Care-arm; in de Usual Care-arm wordt de educatie gegeven zoals ze vandaag gebeurt en wordt SEBIA niet gestructureerd geleverd.</w:t>
       </w:r>
     </w:p>
     <w:p>
